--- a/04_QA_Review/Pending_Review/DS_M5_Team5_ALG_1.13.2_displayFilteredCandidates().docx
+++ b/04_QA_Review/Pending_Review/DS_M5_Team5_ALG_1.13.2_displayFilteredCandidates().docx
@@ -75,10 +75,10 @@
       </w:pPr>
       <w:r>
         <w:drawing>
-          <wp:inline distT="0" distB="0" distL="0" distR="0" wp14:anchorId="4B7F8D6A" wp14:editId="07F7525C">
-            <wp:extent cx="5943600" cy="5102860"/>
-            <wp:effectExtent l="0" t="0" r="0" b="2540"/>
-            <wp:docPr id="798055042" name="Picture 4"/>
+          <wp:inline distT="0" distB="0" distL="0" distR="0" wp14:anchorId="65628BCC" wp14:editId="07454D39">
+            <wp:extent cx="5943600" cy="5055235"/>
+            <wp:effectExtent l="0" t="0" r="0" b="0"/>
+            <wp:docPr id="465642753" name="Picture 1"/>
             <wp:cNvGraphicFramePr>
               <a:graphicFrameLocks xmlns:a="http://schemas.openxmlformats.org/drawingml/2006/main" noChangeAspect="1"/>
             </wp:cNvGraphicFramePr>
@@ -86,7 +86,7 @@
               <a:graphicData uri="http://schemas.openxmlformats.org/drawingml/2006/picture">
                 <pic:pic xmlns:pic="http://schemas.openxmlformats.org/drawingml/2006/picture">
                   <pic:nvPicPr>
-                    <pic:cNvPr id="798055042" name="Picture 798055042"/>
+                    <pic:cNvPr id="465642753" name="Picture 465642753"/>
                     <pic:cNvPicPr/>
                   </pic:nvPicPr>
                   <pic:blipFill>
@@ -104,7 +104,7 @@
                   <pic:spPr>
                     <a:xfrm>
                       <a:off x="0" y="0"/>
-                      <a:ext cx="5943600" cy="5102860"/>
+                      <a:ext cx="5943600" cy="5055235"/>
                     </a:xfrm>
                     <a:prstGeom prst="rect">
                       <a:avLst/>
